--- a/spa/docx/34.content.docx
+++ b/spa/docx/34.content.docx
@@ -445,7 +445,7 @@
         <w:rPr>
           <w:lang w:val="es_ES" w:bidi="es_ES"/>
         </w:rPr>
-        <w:t xml:space="preserve"> Esto dice el Señor:—Aunque ellos sean fuertes y numerosos, serán destruidos por completo y desaparecerán. Aunque te he afligido, Judá, no volveré a afligirte.</w:t>
+        <w:t xml:space="preserve"> Esto dice el Señor: —Aunque ellos sean fuertes y numerosos, serán destruidos por completo y desaparecerán. Aunque te he afligido, Judá, no volveré a afligirte.</w:t>
       </w:r>
     </w:p>
     <w:p>
@@ -487,7 +487,7 @@
         <w:rPr>
           <w:lang w:val="es_ES" w:bidi="es_ES"/>
         </w:rPr>
-        <w:t xml:space="preserve"> Pero acerca de ti, Nínive, el Señor ha ordenado:—No tendrás más descendientes que lleven tu nombre. Destruiré las imágenes talladas y fundidas que están en el templo de tus dioses. Prepararé tu tumba, porque eres despreciable.</w:t>
+        <w:t xml:space="preserve"> Pero acerca de ti, Nínive, el Señor ha ordenado: —No tendrás más descendientes que lleven tu nombre. Destruiré las imágenes talladas y fundidas que están en el templo de tus dioses. Prepararé tu tumba, porque eres despreciable.</w:t>
       </w:r>
     </w:p>
     <w:p>
@@ -692,7 +692,7 @@
         <w:rPr>
           <w:lang w:val="es_ES" w:bidi="es_ES"/>
         </w:rPr>
-        <w:t xml:space="preserve"> Nínive es como un estanque que pierde sus aguas.—¡Deténganse, deténganse!— les gritan, pero nadie vuelve atrás.</w:t>
+        <w:t xml:space="preserve"> Nínive es como un estanque que pierde sus aguas. —¡Deténganse, deténganse!— les gritan, pero nadie vuelve atrás.</w:t>
       </w:r>
     </w:p>
     <w:p>
@@ -960,7 +960,7 @@
         <w:rPr>
           <w:lang w:val="es_ES" w:bidi="es_ES"/>
         </w:rPr>
-        <w:t xml:space="preserve"> Todos los que te vean huirán de ti y dirán: "Nínive ha quedado destruida". Pero nadie lamentará tu destino. Nadie tratará de consolarte.</w:t>
+        <w:t xml:space="preserve"> Todos los que te vean huirán de ti y dirán: “Nínive ha quedado destruida”. Pero nadie lamentará tu destino. Nadie tratará de consolarte.</w:t>
       </w:r>
     </w:p>
     <w:p>
